--- a/templates/TEMPLATE_TERMO_CIENCIA.docx
+++ b/templates/TEMPLATE_TERMO_CIENCIA.docx
@@ -681,139 +681,6 @@
           <w:rFonts w:ascii="Times New Roman" w:eastAsia="Times New Roman" w:hAnsi="Times New Roman" w:cs="Times New Roman"/>
         </w:rPr>
       </w:pPr>
-    </w:p>
-    <w:p>
-      <w:pPr>
-        <w:spacing w:line="240" w:lineRule="auto"/>
-        <w:jc w:val="both"/>
-        <w:rPr>
-          <w:rFonts w:ascii="Times New Roman" w:eastAsia="Times New Roman" w:hAnsi="Times New Roman" w:cs="Times New Roman"/>
-        </w:rPr>
-      </w:pPr>
-      <w:r>
-        <w:rPr>
-          <w:rFonts w:ascii="Times New Roman" w:eastAsia="Times New Roman" w:hAnsi="Times New Roman" w:cs="Times New Roman"/>
-        </w:rPr>
-        <w:t>Testemunhas:</w:t>
-      </w:r>
-    </w:p>
-    <w:p>
-      <w:pPr>
-        <w:spacing w:line="240" w:lineRule="auto"/>
-        <w:jc w:val="both"/>
-        <w:rPr>
-          <w:rFonts w:ascii="Times New Roman" w:eastAsia="Times New Roman" w:hAnsi="Times New Roman" w:cs="Times New Roman"/>
-          <w:lang w:val="pt-BR"/>
-        </w:rPr>
-      </w:pPr>
-    </w:p>
-    <w:p>
-      <w:pPr>
-        <w:spacing w:line="240" w:lineRule="auto"/>
-        <w:jc w:val="both"/>
-        <w:rPr>
-          <w:rFonts w:ascii="Times New Roman" w:eastAsia="Times New Roman" w:hAnsi="Times New Roman" w:cs="Times New Roman"/>
-          <w:lang w:val="pt-BR"/>
-        </w:rPr>
-      </w:pPr>
-    </w:p>
-    <w:p>
-      <w:pPr>
-        <w:spacing w:line="240" w:lineRule="auto"/>
-        <w:jc w:val="both"/>
-        <w:rPr>
-          <w:rFonts w:ascii="Times New Roman" w:eastAsia="Times New Roman" w:hAnsi="Times New Roman" w:cs="Times New Roman"/>
-          <w:lang w:val="pt-BR"/>
-        </w:rPr>
-      </w:pPr>
-      <w:r>
-        <w:rPr>
-          <w:rFonts w:ascii="Times New Roman" w:eastAsia="Times New Roman" w:hAnsi="Times New Roman" w:cs="Times New Roman"/>
-        </w:rPr>
-        <w:t>__________________________________________</w:t>
-      </w:r>
-    </w:p>
-    <w:p>
-      <w:pPr>
-        <w:spacing w:line="240" w:lineRule="auto"/>
-        <w:jc w:val="both"/>
-        <w:rPr>
-          <w:rFonts w:ascii="Times New Roman" w:eastAsia="Times New Roman" w:hAnsi="Times New Roman" w:cs="Times New Roman"/>
-          <w:lang w:val="pt-BR"/>
-        </w:rPr>
-      </w:pPr>
-      <w:r>
-        <w:rPr>
-          <w:rFonts w:ascii="Times New Roman" w:eastAsia="Times New Roman" w:hAnsi="Times New Roman" w:cs="Times New Roman"/>
-        </w:rPr>
-        <w:t xml:space="preserve">Wilmara Matos </w:t>
-      </w:r>
-      <w:r>
-        <w:rPr>
-          <w:rFonts w:ascii="Times New Roman" w:eastAsia="Times New Roman" w:hAnsi="Times New Roman" w:cs="Times New Roman"/>
-          <w:lang w:val="pt-BR"/>
-        </w:rPr>
-        <w:t xml:space="preserve">- </w:t>
-      </w:r>
-      <w:r>
-        <w:rPr>
-          <w:rFonts w:ascii="Times New Roman" w:eastAsia="Times New Roman" w:hAnsi="Times New Roman" w:cs="Times New Roman"/>
-        </w:rPr>
-        <w:t>CPF nº 024.662.241-51</w:t>
-      </w:r>
-    </w:p>
-    <w:p>
-      <w:pPr>
-        <w:spacing w:line="240" w:lineRule="auto"/>
-        <w:jc w:val="both"/>
-        <w:rPr>
-          <w:rFonts w:ascii="Times New Roman" w:eastAsia="Times New Roman" w:hAnsi="Times New Roman" w:cs="Times New Roman"/>
-          <w:lang w:val="pt-BR"/>
-        </w:rPr>
-      </w:pPr>
-    </w:p>
-    <w:p>
-      <w:pPr>
-        <w:spacing w:line="240" w:lineRule="auto"/>
-        <w:jc w:val="both"/>
-        <w:rPr>
-          <w:rFonts w:ascii="Times New Roman" w:eastAsia="Times New Roman" w:hAnsi="Times New Roman" w:cs="Times New Roman"/>
-        </w:rPr>
-      </w:pPr>
-      <w:r>
-        <w:rPr>
-          <w:rFonts w:ascii="Times New Roman" w:eastAsia="Times New Roman" w:hAnsi="Times New Roman" w:cs="Times New Roman"/>
-        </w:rPr>
-        <w:t>__________________________________________</w:t>
-      </w:r>
-    </w:p>
-    <w:p>
-      <w:pPr>
-        <w:spacing w:line="240" w:lineRule="auto"/>
-        <w:jc w:val="both"/>
-        <w:rPr>
-          <w:rFonts w:ascii="Times New Roman" w:eastAsia="Times New Roman" w:hAnsi="Times New Roman" w:cs="Times New Roman"/>
-        </w:rPr>
-      </w:pPr>
-      <w:r>
-        <w:rPr>
-          <w:rFonts w:ascii="Times New Roman" w:eastAsia="Times New Roman" w:hAnsi="Times New Roman" w:cs="Times New Roman"/>
-        </w:rPr>
-        <w:t xml:space="preserve">Gabriel Brunner </w:t>
-      </w:r>
-      <w:r>
-        <w:rPr>
-          <w:rFonts w:ascii="Times New Roman" w:eastAsia="Times New Roman" w:hAnsi="Times New Roman" w:cs="Times New Roman"/>
-          <w:lang w:val="pt-BR"/>
-        </w:rPr>
-        <w:t xml:space="preserve">- </w:t>
-      </w:r>
-      <w:r>
-        <w:rPr>
-          <w:rFonts w:ascii="Times New Roman" w:eastAsia="Times New Roman" w:hAnsi="Times New Roman" w:cs="Times New Roman"/>
-        </w:rPr>
-        <w:t>CPF nº 028.658.491-39</w:t>
-      </w:r>
     </w:p>
     <w:sectPr>
       <w:type w:val="continuous"/>
